--- a/MONTAEDITAL/modelos/Leilão xx Proc xx -  MINUTA LE.docx
+++ b/MONTAEDITAL/modelos/Leilão xx Proc xx -  MINUTA LE.docx
@@ -4275,6 +4275,14 @@
           <w:szCs w:val="24"/>
         </w:rPr>
         <w:t>do instrumento contratual</w:t>
+      </w:r>
+      <w:r>
+        <w:rPr>
+          <w:rFonts w:ascii="Calibri" w:hAnsi="Calibri" w:cs="Calibri"/>
+          <w:sz w:val="24"/>
+          <w:szCs w:val="24"/>
+        </w:rPr>
+        <w:t xml:space="preserve"> ou um dos responsáveis pela avaliação do(s) bem(ns)</w:t>
       </w:r>
       <w:r>
         <w:rPr>
@@ -18799,6 +18807,7 @@
   <w:style w:type="character" w:default="1" w:styleId="Fontepargpadro">
     <w:name w:val="Default Paragraph Font"/>
     <w:uiPriority w:val="1"/>
+    <w:semiHidden/>
     <w:unhideWhenUsed/>
   </w:style>
   <w:style w:type="table" w:default="1" w:styleId="Tabelanormal">
